--- a/SRS.docx
+++ b/SRS.docx
@@ -151,7 +151,12 @@
               <w:rPr>
                 <w:rtl w:val="0"/>
               </w:rPr>
-              <w:t xml:space="preserve">TransformYou</w:t>
+              <w:t xml:space="preserve">AnswerBetter</w:t>
+            </w:r>
+            <w:r>
+              <w:rPr>
+                <w:rtl w:val="0"/>
+              </w:rPr>
             </w:r>
           </w:p>
         </w:tc>
@@ -519,59 +524,19 @@
         <w:rPr>
           <w:rtl w:val="0"/>
         </w:rPr>
-        <w:t xml:space="preserve">TransformYou - веб-сервіс для AI-візуалізації майбутньої фізичної форми користувача.</w:t>
-      </w:r>
-    </w:p>
-    <w:p>
-      <w:pPr>
-        <w:spacing w:line="240" w:lineRule="auto"/>
-        <w:ind w:firstLine="0"/>
-        <w:rPr/>
-      </w:pPr>
-      <w:r>
-        <w:rPr>
-          <w:rtl w:val="0"/>
-        </w:rPr>
-        <w:t xml:space="preserve">Замовник: стартап NoteStream LLC.</w:t>
-      </w:r>
-    </w:p>
-    <w:p>
-      <w:pPr>
-        <w:spacing w:line="240" w:lineRule="auto"/>
-        <w:ind w:firstLine="0"/>
-        <w:rPr/>
-      </w:pPr>
-      <w:r>
-        <w:rPr>
-          <w:rtl w:val="0"/>
-        </w:rPr>
-        <w:t xml:space="preserve">Проблема: користувачі не мають наочного інструменту, який показує можливий результат їхньої фізичної трансформації та підвищує мотивацію.</w:t>
-      </w:r>
-    </w:p>
-    <w:p>
-      <w:pPr>
-        <w:spacing w:line="240" w:lineRule="auto"/>
-        <w:ind w:firstLine="0"/>
-        <w:rPr/>
-      </w:pPr>
-      <w:r>
-        <w:rPr>
-          <w:rtl w:val="0"/>
-        </w:rPr>
-        <w:t xml:space="preserve">Цільова аудиторія: люди, які хочуть змінити свою фізичну форму</w:t>
-      </w:r>
-    </w:p>
-    <w:p>
-      <w:pPr>
-        <w:spacing w:line="240" w:lineRule="auto"/>
-        <w:ind w:firstLine="0"/>
-        <w:rPr/>
-      </w:pPr>
-      <w:r>
-        <w:rPr>
-          <w:rtl w:val="0"/>
-        </w:rPr>
-        <w:t xml:space="preserve">(вік 18–45, технічно грамотні користувачі).</w:t>
+        <w:t xml:space="preserve">AnswerBetter</w:t>
+      </w:r>
+      <w:r>
+        <w:rPr>
+          <w:rtl w:val="0"/>
+        </w:rPr>
+        <w:t xml:space="preserve"> </w:t>
+      </w:r>
+      <w:r>
+        <w:rPr>
+          <w:rtl w:val="0"/>
+        </w:rPr>
+        <w:t xml:space="preserve">- веб-сервіс на базі штучного інтелекту для трансформації складних, емоційних або незграбно сформульованих повідомлень у конструктивну, впевнену та професійну форму. Продукт допомагає користувачам у ситуаціях напруженого цифрового листування, коли потрібно коректно відмовити, встановити особисті кордони, надати фідбек або повідомити про проблему. Основна цінність сервісу полягає не лише у перефразуванні тексту, а й у поясненні логіки змін та їх психологічного ефекту. Цільова аудиторія - офісні працівники, менеджери, фрілансери, люди з соціальною тривожністю та non-native speakers віком 20–45 років із базовим технічним рівнем. </w:t>
       </w:r>
     </w:p>
     <w:p>
@@ -658,31 +623,43 @@
         <w:rPr>
           <w:rtl w:val="0"/>
         </w:rPr>
-        <w:t xml:space="preserve">• Гість (незареєстрований) - перегляд головної сторінки сервісу.</w:t>
-      </w:r>
-    </w:p>
-    <w:p>
-      <w:pPr>
-        <w:spacing w:line="240" w:lineRule="auto"/>
-        <w:rPr/>
-      </w:pPr>
-      <w:r>
-        <w:rPr>
-          <w:rtl w:val="0"/>
-        </w:rPr>
-        <w:t xml:space="preserve">• Зареєстрований користувач - завантаження фото, створення трансформацій, перегляд своїх результатів.</w:t>
-      </w:r>
-    </w:p>
-    <w:p>
-      <w:pPr>
-        <w:spacing w:line="240" w:lineRule="auto"/>
-        <w:rPr/>
-      </w:pPr>
-      <w:r>
-        <w:rPr>
-          <w:rtl w:val="0"/>
-        </w:rPr>
-        <w:t xml:space="preserve">• Адміністратор - управління обліковими записами.</w:t>
+        <w:t xml:space="preserve">• Гість (незареєстрований користувач) - може користуватись базовими функціями з обмеженням на кількість символів і генерацій.</w:t>
+      </w:r>
+    </w:p>
+    <w:p>
+      <w:pPr>
+        <w:spacing w:line="240" w:lineRule="auto"/>
+        <w:rPr/>
+      </w:pPr>
+      <w:r>
+        <w:rPr>
+          <w:rtl w:val="0"/>
+        </w:rPr>
+        <w:t xml:space="preserve">• Зареєстрований користувач (Free) - має збільшені ліміти та доступ до історії запитів.</w:t>
+      </w:r>
+    </w:p>
+    <w:p>
+      <w:pPr>
+        <w:spacing w:line="240" w:lineRule="auto"/>
+        <w:rPr/>
+      </w:pPr>
+      <w:r>
+        <w:rPr>
+          <w:rtl w:val="0"/>
+        </w:rPr>
+        <w:t xml:space="preserve">• Pro-користувач - має безлімітні генерації, преміум-тони та розширені налаштування обсягу тексту.</w:t>
+      </w:r>
+    </w:p>
+    <w:p>
+      <w:pPr>
+        <w:spacing w:line="240" w:lineRule="auto"/>
+        <w:rPr/>
+      </w:pPr>
+      <w:r>
+        <w:rPr>
+          <w:rtl w:val="0"/>
+        </w:rPr>
+        <w:t xml:space="preserve">• Адміністратор - має доступ до аналітики, керування тарифами та користувачами</w:t>
       </w:r>
     </w:p>
     <w:p>
@@ -723,82 +700,112 @@
         <w:rPr>
           <w:rtl w:val="0"/>
         </w:rPr>
-        <w:t xml:space="preserve">• авторизація / акаунт користувача;</w:t>
-      </w:r>
-    </w:p>
-    <w:p>
-      <w:pPr>
-        <w:pBdr>
-          <w:bottom w:color="cccccc" w:space="0" w:sz="4" w:val="single"/>
-        </w:pBdr>
-        <w:spacing w:line="240" w:lineRule="auto"/>
-        <w:rPr/>
-      </w:pPr>
-      <w:r>
-        <w:rPr>
-          <w:rtl w:val="0"/>
-        </w:rPr>
-        <w:t xml:space="preserve">• завантаження фото;</w:t>
-      </w:r>
-    </w:p>
-    <w:p>
-      <w:pPr>
-        <w:pBdr>
-          <w:bottom w:color="cccccc" w:space="0" w:sz="4" w:val="single"/>
-        </w:pBdr>
-        <w:spacing w:line="240" w:lineRule="auto"/>
-        <w:rPr/>
-      </w:pPr>
-      <w:r>
-        <w:rPr>
-          <w:rtl w:val="0"/>
-        </w:rPr>
-        <w:t xml:space="preserve">• введення цілей трансформації;</w:t>
-      </w:r>
-    </w:p>
-    <w:p>
-      <w:pPr>
-        <w:pBdr>
-          <w:bottom w:color="cccccc" w:space="0" w:sz="4" w:val="single"/>
-        </w:pBdr>
-        <w:spacing w:line="240" w:lineRule="auto"/>
-        <w:rPr/>
-      </w:pPr>
-      <w:r>
-        <w:rPr>
-          <w:rtl w:val="0"/>
-        </w:rPr>
-        <w:t xml:space="preserve">• AI-генерація результату;</w:t>
-      </w:r>
-    </w:p>
-    <w:p>
-      <w:pPr>
-        <w:pBdr>
-          <w:bottom w:color="cccccc" w:space="0" w:sz="4" w:val="single"/>
-        </w:pBdr>
-        <w:spacing w:line="240" w:lineRule="auto"/>
-        <w:rPr/>
-      </w:pPr>
-      <w:r>
-        <w:rPr>
-          <w:rtl w:val="0"/>
-        </w:rPr>
-        <w:t xml:space="preserve">• перегляд історії трансформацій;</w:t>
-      </w:r>
-    </w:p>
-    <w:p>
-      <w:pPr>
-        <w:pBdr>
-          <w:bottom w:color="cccccc" w:space="0" w:sz="4" w:val="single"/>
-        </w:pBdr>
-        <w:spacing w:line="240" w:lineRule="auto"/>
-        <w:rPr/>
-      </w:pPr>
-      <w:r>
-        <w:rPr>
-          <w:rtl w:val="0"/>
-        </w:rPr>
-        <w:t xml:space="preserve">• сторінки Terms / Privacy / Cookies.</w:t>
+        <w:t xml:space="preserve">• введення або вставка вихідного тексту;</w:t>
+      </w:r>
+    </w:p>
+    <w:p>
+      <w:pPr>
+        <w:pBdr>
+          <w:bottom w:color="cccccc" w:space="0" w:sz="4" w:val="single"/>
+        </w:pBdr>
+        <w:spacing w:line="240" w:lineRule="auto"/>
+        <w:rPr/>
+      </w:pPr>
+      <w:r>
+        <w:rPr>
+          <w:rtl w:val="0"/>
+        </w:rPr>
+        <w:t xml:space="preserve">• вибір бажаного тону або стилю повідомлення;</w:t>
+      </w:r>
+    </w:p>
+    <w:p>
+      <w:pPr>
+        <w:pBdr>
+          <w:bottom w:color="cccccc" w:space="0" w:sz="4" w:val="single"/>
+        </w:pBdr>
+        <w:spacing w:line="240" w:lineRule="auto"/>
+        <w:rPr/>
+      </w:pPr>
+      <w:r>
+        <w:rPr>
+          <w:rtl w:val="0"/>
+        </w:rPr>
+        <w:t xml:space="preserve">• генерація перефразованих варіантів повідомлення;</w:t>
+      </w:r>
+    </w:p>
+    <w:p>
+      <w:pPr>
+        <w:pBdr>
+          <w:bottom w:color="cccccc" w:space="0" w:sz="4" w:val="single"/>
+        </w:pBdr>
+        <w:spacing w:line="240" w:lineRule="auto"/>
+        <w:rPr/>
+      </w:pPr>
+      <w:r>
+        <w:rPr>
+          <w:rtl w:val="0"/>
+        </w:rPr>
+        <w:t xml:space="preserve">• пояснення логіки змін у тексті;</w:t>
+      </w:r>
+    </w:p>
+    <w:p>
+      <w:pPr>
+        <w:pBdr>
+          <w:bottom w:color="cccccc" w:space="0" w:sz="4" w:val="single"/>
+        </w:pBdr>
+        <w:spacing w:line="240" w:lineRule="auto"/>
+        <w:rPr/>
+      </w:pPr>
+      <w:r>
+        <w:rPr>
+          <w:rtl w:val="0"/>
+        </w:rPr>
+        <w:t xml:space="preserve">• копіювання готового результату;</w:t>
+      </w:r>
+    </w:p>
+    <w:p>
+      <w:pPr>
+        <w:pBdr>
+          <w:bottom w:color="cccccc" w:space="0" w:sz="4" w:val="single"/>
+        </w:pBdr>
+        <w:spacing w:line="240" w:lineRule="auto"/>
+        <w:rPr/>
+      </w:pPr>
+      <w:r>
+        <w:rPr>
+          <w:rtl w:val="0"/>
+        </w:rPr>
+        <w:t xml:space="preserve">• керування довжиною відповіді;</w:t>
+      </w:r>
+    </w:p>
+    <w:p>
+      <w:pPr>
+        <w:pBdr>
+          <w:bottom w:color="cccccc" w:space="0" w:sz="4" w:val="single"/>
+        </w:pBdr>
+        <w:spacing w:line="240" w:lineRule="auto"/>
+        <w:rPr/>
+      </w:pPr>
+      <w:r>
+        <w:rPr>
+          <w:rtl w:val="0"/>
+        </w:rPr>
+        <w:t xml:space="preserve">• збереження історії запитів;</w:t>
+      </w:r>
+    </w:p>
+    <w:p>
+      <w:pPr>
+        <w:pBdr>
+          <w:bottom w:color="cccccc" w:space="0" w:sz="4" w:val="single"/>
+        </w:pBdr>
+        <w:spacing w:line="240" w:lineRule="auto"/>
+        <w:rPr/>
+      </w:pPr>
+      <w:r>
+        <w:rPr>
+          <w:rtl w:val="0"/>
+        </w:rPr>
+        <w:t xml:space="preserve">• керування підпискою та лімітами користувача.</w:t>
         <w:br w:type="textWrapping"/>
       </w:r>
     </w:p>
@@ -829,37 +836,52 @@
         <w:rPr>
           <w:rtl w:val="0"/>
         </w:rPr>
-        <w:t xml:space="preserve">• AI-сервіс генерації зображень;</w:t>
-      </w:r>
-    </w:p>
-    <w:p>
-      <w:pPr>
-        <w:pBdr>
-          <w:bottom w:color="cccccc" w:space="0" w:sz="4" w:val="single"/>
-        </w:pBdr>
-        <w:spacing w:line="240" w:lineRule="auto"/>
-        <w:rPr/>
-      </w:pPr>
-      <w:r>
-        <w:rPr>
-          <w:rtl w:val="0"/>
-        </w:rPr>
-        <w:t xml:space="preserve">• база даних для зберігання акаунтів і результатів;</w:t>
-      </w:r>
-    </w:p>
-    <w:p>
-      <w:pPr>
-        <w:pBdr>
-          <w:bottom w:color="cccccc" w:space="0" w:sz="4" w:val="single"/>
-        </w:pBdr>
-        <w:spacing w:line="240" w:lineRule="auto"/>
-        <w:rPr/>
-      </w:pPr>
-      <w:r>
-        <w:rPr>
-          <w:rtl w:val="0"/>
-        </w:rPr>
-        <w:t xml:space="preserve">• хостинг вебзастосунку.</w:t>
+        <w:t xml:space="preserve">• API штучного інтелекту для генерації та аналізу тексту;</w:t>
+      </w:r>
+    </w:p>
+    <w:p>
+      <w:pPr>
+        <w:pBdr>
+          <w:bottom w:color="cccccc" w:space="0" w:sz="4" w:val="single"/>
+        </w:pBdr>
+        <w:spacing w:line="240" w:lineRule="auto"/>
+        <w:rPr/>
+      </w:pPr>
+      <w:r>
+        <w:rPr>
+          <w:rtl w:val="0"/>
+        </w:rPr>
+        <w:t xml:space="preserve">• платіжний шлюз для оформлення підписки;</w:t>
+      </w:r>
+    </w:p>
+    <w:p>
+      <w:pPr>
+        <w:pBdr>
+          <w:bottom w:color="cccccc" w:space="0" w:sz="4" w:val="single"/>
+        </w:pBdr>
+        <w:spacing w:line="240" w:lineRule="auto"/>
+        <w:rPr/>
+      </w:pPr>
+      <w:r>
+        <w:rPr>
+          <w:rtl w:val="0"/>
+        </w:rPr>
+        <w:t xml:space="preserve">• хмарна інфраструктура для розміщення сервісу;</w:t>
+      </w:r>
+    </w:p>
+    <w:p>
+      <w:pPr>
+        <w:pBdr>
+          <w:bottom w:color="cccccc" w:space="0" w:sz="4" w:val="single"/>
+        </w:pBdr>
+        <w:spacing w:line="240" w:lineRule="auto"/>
+        <w:rPr/>
+      </w:pPr>
+      <w:r>
+        <w:rPr>
+          <w:rtl w:val="0"/>
+        </w:rPr>
+        <w:t xml:space="preserve">• база даних для зберігання email, статусу підписки та історії запитів.</w:t>
       </w:r>
     </w:p>
     <w:p>
@@ -939,151 +961,183 @@
         <w:rPr>
           <w:rtl w:val="0"/>
         </w:rPr>
-        <w:t xml:space="preserve">• FR-01 [Must]: Система повинна відображати головну сторінку сервісу TransformYou.</w:t>
-      </w:r>
-    </w:p>
-    <w:p>
-      <w:pPr>
-        <w:pBdr>
-          <w:bottom w:color="cccccc" w:space="0" w:sz="4" w:val="single"/>
-        </w:pBdr>
-        <w:spacing w:line="240" w:lineRule="auto"/>
-        <w:ind w:firstLine="0"/>
-        <w:rPr/>
-      </w:pPr>
-      <w:r>
-        <w:rPr>
-          <w:rtl w:val="0"/>
-        </w:rPr>
-        <w:t xml:space="preserve">• FR-02 [Must]: Система повинна дозволяти користувачу створити акаунт або увійти до системи.</w:t>
-      </w:r>
-    </w:p>
-    <w:p>
-      <w:pPr>
-        <w:pBdr>
-          <w:bottom w:color="cccccc" w:space="0" w:sz="4" w:val="single"/>
-        </w:pBdr>
-        <w:spacing w:line="240" w:lineRule="auto"/>
-        <w:ind w:firstLine="0"/>
-        <w:rPr/>
-      </w:pPr>
-      <w:r>
-        <w:rPr>
-          <w:rtl w:val="0"/>
-        </w:rPr>
-        <w:t xml:space="preserve">• FR-03 [Must]: Система повинна дозволяти користувачу завантажити власне фото.</w:t>
-      </w:r>
-    </w:p>
-    <w:p>
-      <w:pPr>
-        <w:pBdr>
-          <w:bottom w:color="cccccc" w:space="0" w:sz="4" w:val="single"/>
-        </w:pBdr>
-        <w:spacing w:line="240" w:lineRule="auto"/>
-        <w:ind w:firstLine="0"/>
-        <w:rPr/>
-      </w:pPr>
-      <w:r>
-        <w:rPr>
-          <w:rtl w:val="0"/>
-        </w:rPr>
-        <w:t xml:space="preserve">• FR-04 [Must]: Система повинна дозволяти користувачу вказати цілі трансформації тіла.</w:t>
-      </w:r>
-    </w:p>
-    <w:p>
-      <w:pPr>
-        <w:pBdr>
-          <w:bottom w:color="cccccc" w:space="0" w:sz="4" w:val="single"/>
-        </w:pBdr>
-        <w:spacing w:line="240" w:lineRule="auto"/>
-        <w:ind w:firstLine="0"/>
-        <w:rPr/>
-      </w:pPr>
-      <w:r>
-        <w:rPr>
-          <w:rtl w:val="0"/>
-        </w:rPr>
-        <w:t xml:space="preserve">• FR-05 [Must]: Система повинна генерувати AI-візуалізацію очікуваного результату.</w:t>
-      </w:r>
-    </w:p>
-    <w:p>
-      <w:pPr>
-        <w:pBdr>
-          <w:bottom w:color="cccccc" w:space="0" w:sz="4" w:val="single"/>
-        </w:pBdr>
-        <w:spacing w:line="240" w:lineRule="auto"/>
-        <w:ind w:firstLine="0"/>
-        <w:rPr/>
-      </w:pPr>
-      <w:r>
-        <w:rPr>
-          <w:rtl w:val="0"/>
-        </w:rPr>
-        <w:t xml:space="preserve">• FR-06 [Must]: Система повинна зберігати створені трансформації в акаунті користувача.</w:t>
-      </w:r>
-    </w:p>
-    <w:p>
-      <w:pPr>
-        <w:pBdr>
-          <w:bottom w:color="cccccc" w:space="0" w:sz="4" w:val="single"/>
-        </w:pBdr>
-        <w:spacing w:line="240" w:lineRule="auto"/>
-        <w:ind w:firstLine="0"/>
-        <w:rPr/>
-      </w:pPr>
-      <w:r>
-        <w:rPr>
-          <w:rtl w:val="0"/>
-        </w:rPr>
-        <w:t xml:space="preserve">• FR-07 [Should]: Система повинна надавати користувачу доступ до сторінки з його попередніми трансформаціями.</w:t>
-      </w:r>
-    </w:p>
-    <w:p>
-      <w:pPr>
-        <w:pBdr>
-          <w:bottom w:color="cccccc" w:space="0" w:sz="4" w:val="single"/>
-        </w:pBdr>
-        <w:spacing w:line="240" w:lineRule="auto"/>
-        <w:ind w:firstLine="0"/>
-        <w:rPr/>
-      </w:pPr>
-      <w:r>
-        <w:rPr>
-          <w:rtl w:val="0"/>
-        </w:rPr>
-        <w:t xml:space="preserve">• FR-08 [Should]: Система повинна показувати персоналізовані рекомендації, пов’язані з трансформацією.</w:t>
-      </w:r>
-    </w:p>
-    <w:p>
-      <w:pPr>
-        <w:pBdr>
-          <w:bottom w:color="cccccc" w:space="0" w:sz="4" w:val="single"/>
-        </w:pBdr>
-        <w:spacing w:line="240" w:lineRule="auto"/>
-        <w:ind w:firstLine="0"/>
-        <w:rPr/>
-      </w:pPr>
-      <w:r>
-        <w:rPr>
-          <w:rtl w:val="0"/>
-        </w:rPr>
-        <w:t xml:space="preserve">• FR-09 [Could]: Система може надавати плани харчування.</w:t>
-      </w:r>
-    </w:p>
-    <w:p>
-      <w:pPr>
-        <w:pBdr>
-          <w:bottom w:color="cccccc" w:space="0" w:sz="4" w:val="single"/>
-        </w:pBdr>
-        <w:spacing w:line="240" w:lineRule="auto"/>
-        <w:ind w:firstLine="0"/>
-        <w:rPr/>
-      </w:pPr>
-      <w:r>
-        <w:rPr>
-          <w:rtl w:val="0"/>
-        </w:rPr>
-        <w:t xml:space="preserve">• FR-10 [Could]: Система може надавати плани тренувань.</w:t>
+        <w:t xml:space="preserve">• FR-01 [Must]: Система повинна дозволяти користувачу вводити або вставляти вихідний текст для обробки.</w:t>
+      </w:r>
+    </w:p>
+    <w:p>
+      <w:pPr>
+        <w:pBdr>
+          <w:bottom w:color="cccccc" w:space="0" w:sz="4" w:val="single"/>
+        </w:pBdr>
+        <w:spacing w:line="240" w:lineRule="auto"/>
+        <w:ind w:firstLine="0"/>
+        <w:rPr/>
+      </w:pPr>
+      <w:r>
+        <w:rPr>
+          <w:rtl w:val="0"/>
+        </w:rPr>
+        <w:t xml:space="preserve">• FR-02 [Must]: Система повинна дозволяти користувачу вибирати бажаний тон або стиль повідомлення.</w:t>
+      </w:r>
+    </w:p>
+    <w:p>
+      <w:pPr>
+        <w:pBdr>
+          <w:bottom w:color="cccccc" w:space="0" w:sz="4" w:val="single"/>
+        </w:pBdr>
+        <w:spacing w:line="240" w:lineRule="auto"/>
+        <w:ind w:firstLine="0"/>
+        <w:rPr/>
+      </w:pPr>
+      <w:r>
+        <w:rPr>
+          <w:rtl w:val="0"/>
+        </w:rPr>
+        <w:t xml:space="preserve">• FR-03 [Must]: Система повинна генерувати один або декілька варіантів перефразованого повідомлення.</w:t>
+      </w:r>
+    </w:p>
+    <w:p>
+      <w:pPr>
+        <w:pBdr>
+          <w:bottom w:color="cccccc" w:space="0" w:sz="4" w:val="single"/>
+        </w:pBdr>
+        <w:spacing w:line="240" w:lineRule="auto"/>
+        <w:ind w:firstLine="0"/>
+        <w:rPr/>
+      </w:pPr>
+      <w:r>
+        <w:rPr>
+          <w:rtl w:val="0"/>
+        </w:rPr>
+        <w:t xml:space="preserve">• FR-04 [Must]: Система повинна пояснювати, чому внесені зміни роблять повідомлення більш конструктивним або впевненим.</w:t>
+      </w:r>
+    </w:p>
+    <w:p>
+      <w:pPr>
+        <w:pBdr>
+          <w:bottom w:color="cccccc" w:space="0" w:sz="4" w:val="single"/>
+        </w:pBdr>
+        <w:spacing w:line="240" w:lineRule="auto"/>
+        <w:ind w:firstLine="0"/>
+        <w:rPr/>
+      </w:pPr>
+      <w:r>
+        <w:rPr>
+          <w:rtl w:val="0"/>
+        </w:rPr>
+        <w:t xml:space="preserve">• FR-05 [Must]: Система повинна дозволяти користувачу швидко копіювати згенерований результат у буфер обміну.</w:t>
+      </w:r>
+    </w:p>
+    <w:p>
+      <w:pPr>
+        <w:pBdr>
+          <w:bottom w:color="cccccc" w:space="0" w:sz="4" w:val="single"/>
+        </w:pBdr>
+        <w:spacing w:line="240" w:lineRule="auto"/>
+        <w:ind w:firstLine="0"/>
+        <w:rPr/>
+      </w:pPr>
+      <w:r>
+        <w:rPr>
+          <w:rtl w:val="0"/>
+        </w:rPr>
+        <w:t xml:space="preserve">• FR-06 [Should]: Система повинна дозволяти користувачу регулювати обсяг згенерованого повідомлення.</w:t>
+      </w:r>
+    </w:p>
+    <w:p>
+      <w:pPr>
+        <w:pBdr>
+          <w:bottom w:color="cccccc" w:space="0" w:sz="4" w:val="single"/>
+        </w:pBdr>
+        <w:spacing w:line="240" w:lineRule="auto"/>
+        <w:ind w:firstLine="0"/>
+        <w:rPr/>
+      </w:pPr>
+      <w:r>
+        <w:rPr>
+          <w:rtl w:val="0"/>
+        </w:rPr>
+        <w:t xml:space="preserve">• FR-07 [Should]: Система повинна зберігати історію оригінальних і згенерованих текстів для зареєстрованих користувачів.</w:t>
+      </w:r>
+    </w:p>
+    <w:p>
+      <w:pPr>
+        <w:pBdr>
+          <w:bottom w:color="cccccc" w:space="0" w:sz="4" w:val="single"/>
+        </w:pBdr>
+        <w:spacing w:line="240" w:lineRule="auto"/>
+        <w:ind w:firstLine="0"/>
+        <w:rPr/>
+      </w:pPr>
+      <w:r>
+        <w:rPr>
+          <w:rtl w:val="0"/>
+        </w:rPr>
+        <w:t xml:space="preserve">• FR-08 [Should]: Система повинна обмежувати кількість генерацій і символів залежно від типу користувача.</w:t>
+      </w:r>
+    </w:p>
+    <w:p>
+      <w:pPr>
+        <w:pBdr>
+          <w:bottom w:color="cccccc" w:space="0" w:sz="4" w:val="single"/>
+        </w:pBdr>
+        <w:spacing w:line="240" w:lineRule="auto"/>
+        <w:ind w:firstLine="0"/>
+        <w:rPr/>
+      </w:pPr>
+      <w:r>
+        <w:rPr>
+          <w:rtl w:val="0"/>
+        </w:rPr>
+        <w:t xml:space="preserve">• FR-09 [Could]: Система може генерувати кілька альтернативних варіантів перефразування на вибір.</w:t>
+      </w:r>
+    </w:p>
+    <w:p>
+      <w:pPr>
+        <w:pBdr>
+          <w:bottom w:color="cccccc" w:space="0" w:sz="4" w:val="single"/>
+        </w:pBdr>
+        <w:spacing w:line="240" w:lineRule="auto"/>
+        <w:ind w:firstLine="0"/>
+        <w:rPr/>
+      </w:pPr>
+      <w:r>
+        <w:rPr>
+          <w:rtl w:val="0"/>
+        </w:rPr>
+        <w:t xml:space="preserve">• FR-10 [Could]: Система може надавати браузерне розширення для інтеграції з поштою та месенджерами.</w:t>
+      </w:r>
+    </w:p>
+    <w:p>
+      <w:pPr>
+        <w:pBdr>
+          <w:bottom w:color="cccccc" w:space="0" w:sz="4" w:val="single"/>
+        </w:pBdr>
+        <w:spacing w:line="240" w:lineRule="auto"/>
+        <w:ind w:firstLine="0"/>
+        <w:rPr/>
+      </w:pPr>
+      <w:r>
+        <w:rPr>
+          <w:rtl w:val="0"/>
+        </w:rPr>
+        <w:t xml:space="preserve">• FR-11 [Must]: Система повинна підтримувати керування статусом підписки користувача.</w:t>
+      </w:r>
+    </w:p>
+    <w:p>
+      <w:pPr>
+        <w:pBdr>
+          <w:bottom w:color="cccccc" w:space="0" w:sz="4" w:val="single"/>
+        </w:pBdr>
+        <w:spacing w:line="240" w:lineRule="auto"/>
+        <w:ind w:firstLine="0"/>
+        <w:rPr/>
+      </w:pPr>
+      <w:r>
+        <w:rPr>
+          <w:rtl w:val="0"/>
+        </w:rPr>
+        <w:t xml:space="preserve">• FR-12 [Should]: Система повинна надсилати повідомлення про вичерпання денного ліміту, успішну оплату та системні оновлення.</w:t>
       </w:r>
     </w:p>
     <w:p>
@@ -1170,19 +1224,30 @@
         <w:rPr>
           <w:rtl w:val="0"/>
         </w:rPr>
-        <w:t xml:space="preserve">• NFR-P-01: Час завантаження стандартної сторінки не повинен перевищувати 3 с.</w:t>
-      </w:r>
-    </w:p>
-    <w:p>
-      <w:pPr>
-        <w:spacing w:line="240" w:lineRule="auto"/>
-        <w:rPr/>
-      </w:pPr>
-      <w:r>
-        <w:rPr>
-          <w:rtl w:val="0"/>
-        </w:rPr>
-        <w:t xml:space="preserve">• NFR-P-02: Час очікування результату AI-генерації повинен бути прийнятним для користувача та відображатися індикатором процесу.</w:t>
+        <w:t xml:space="preserve">• NFR-P-01: Система повинна підтримувати 100–1000 одночасних користувачів.</w:t>
+      </w:r>
+    </w:p>
+    <w:p>
+      <w:pPr>
+        <w:spacing w:line="240" w:lineRule="auto"/>
+        <w:rPr/>
+      </w:pPr>
+      <w:r>
+        <w:rPr>
+          <w:rtl w:val="0"/>
+        </w:rPr>
+        <w:t xml:space="preserve">• NFR-P-02: Час відповіді для типових операцій повинен становити 1–3 секунди, для довгих текстів - не більше 5 секунд.</w:t>
+      </w:r>
+    </w:p>
+    <w:p>
+      <w:pPr>
+        <w:spacing w:line="240" w:lineRule="auto"/>
+        <w:rPr/>
+      </w:pPr>
+      <w:r>
+        <w:rPr>
+          <w:rtl w:val="0"/>
+        </w:rPr>
       </w:r>
     </w:p>
     <w:p>
@@ -1206,19 +1271,54 @@
         <w:rPr>
           <w:rtl w:val="0"/>
         </w:rPr>
-        <w:t xml:space="preserve">• NFR-S-01: Передача даних повинна здійснюватися через HTTPS.</w:t>
-      </w:r>
-    </w:p>
-    <w:p>
-      <w:pPr>
-        <w:spacing w:line="240" w:lineRule="auto"/>
-        <w:rPr/>
-      </w:pPr>
-      <w:r>
-        <w:rPr>
-          <w:rtl w:val="0"/>
-        </w:rPr>
-        <w:t xml:space="preserve">• NFR-S-02: Фото користувача та дані акаунта повинні бути доступні лише авторизованому користувачу.</w:t>
+        <w:t xml:space="preserve">• NFR-S-01: Передача даних повинна відбуватись через HTTPS.</w:t>
+      </w:r>
+    </w:p>
+    <w:p>
+      <w:pPr>
+        <w:spacing w:line="240" w:lineRule="auto"/>
+        <w:rPr/>
+      </w:pPr>
+      <w:r>
+        <w:rPr>
+          <w:rtl w:val="0"/>
+        </w:rPr>
+        <w:t xml:space="preserve">• NFR-S-02: Система повинна бути захищена від XSS та CSRF-атак.</w:t>
+      </w:r>
+    </w:p>
+    <w:p>
+      <w:pPr>
+        <w:spacing w:line="240" w:lineRule="auto"/>
+        <w:rPr/>
+      </w:pPr>
+      <w:r>
+        <w:rPr>
+          <w:rtl w:val="0"/>
+        </w:rPr>
+        <w:t xml:space="preserve">• NFR-S-03: Система повинна відповідати вимогам GDPR і CCPA.</w:t>
+      </w:r>
+    </w:p>
+    <w:p>
+      <w:pPr>
+        <w:spacing w:line="240" w:lineRule="auto"/>
+        <w:rPr/>
+      </w:pPr>
+      <w:r>
+        <w:rPr>
+          <w:rtl w:val="0"/>
+        </w:rPr>
+        <w:t xml:space="preserve">• NFR-S-04: Дані користувачів повинні зберігатися безпечно.</w:t>
+      </w:r>
+    </w:p>
+    <w:p>
+      <w:pPr>
+        <w:spacing w:line="240" w:lineRule="auto"/>
+        <w:rPr/>
+      </w:pPr>
+      <w:r>
+        <w:rPr>
+          <w:rtl w:val="0"/>
+        </w:rPr>
       </w:r>
     </w:p>
     <w:p>
@@ -1242,19 +1342,42 @@
         <w:rPr>
           <w:rtl w:val="0"/>
         </w:rPr>
-        <w:t xml:space="preserve">• NFR-U-01: Інтерфейс повинен бути зрозумілим без додаткового навчання.</w:t>
-      </w:r>
-    </w:p>
-    <w:p>
-      <w:pPr>
-        <w:spacing w:line="240" w:lineRule="auto"/>
-        <w:rPr/>
-      </w:pPr>
-      <w:r>
-        <w:rPr>
-          <w:rtl w:val="0"/>
-        </w:rPr>
-        <w:t xml:space="preserve">• NFR-U-02: Система повинна бути придатною для використання з мобільного пристрою та десктопа.</w:t>
+        <w:t xml:space="preserve">• NFR-U-01: Інтерфейс повинен бути мінімалістичним і зрозумілим для користувачів із базовим технічним рівнем.</w:t>
+      </w:r>
+    </w:p>
+    <w:p>
+      <w:pPr>
+        <w:spacing w:line="240" w:lineRule="auto"/>
+        <w:rPr/>
+      </w:pPr>
+      <w:r>
+        <w:rPr>
+          <w:rtl w:val="0"/>
+        </w:rPr>
+        <w:t xml:space="preserve">• NFR-U-02: Система повинна коректно працювати на desktop і mobile пристроях.</w:t>
+      </w:r>
+    </w:p>
+    <w:p>
+      <w:pPr>
+        <w:spacing w:line="240" w:lineRule="auto"/>
+        <w:rPr/>
+      </w:pPr>
+      <w:r>
+        <w:rPr>
+          <w:rtl w:val="0"/>
+        </w:rPr>
+        <w:t xml:space="preserve">• NFR-U-03: Система повинна підтримувати браузери Chrome, Firefox, Safari та Edge.</w:t>
+      </w:r>
+    </w:p>
+    <w:p>
+      <w:pPr>
+        <w:spacing w:line="240" w:lineRule="auto"/>
+        <w:rPr/>
+      </w:pPr>
+      <w:r>
+        <w:rPr>
+          <w:rtl w:val="0"/>
+        </w:rPr>
       </w:r>
     </w:p>
     <w:p>
@@ -1278,19 +1401,42 @@
         <w:rPr>
           <w:rtl w:val="0"/>
         </w:rPr>
-        <w:t xml:space="preserve">• NFR-R-01: Система повинна зберігати створені трансформації без втрати даних після повторного входу.</w:t>
-      </w:r>
-    </w:p>
-    <w:p>
-      <w:pPr>
-        <w:spacing w:line="240" w:lineRule="auto"/>
-        <w:rPr/>
-      </w:pPr>
-      <w:r>
-        <w:rPr>
-          <w:rtl w:val="0"/>
-        </w:rPr>
-        <w:t xml:space="preserve">• NFR-R-02: У разі помилки завантаження або генерації система повинна показувати зрозуміле повідомлення про помилку.</w:t>
+        <w:t xml:space="preserve">• NFR-R-01: Доступність системи повинна становити не менше 99% uptime.</w:t>
+      </w:r>
+    </w:p>
+    <w:p>
+      <w:pPr>
+        <w:spacing w:line="240" w:lineRule="auto"/>
+        <w:rPr/>
+      </w:pPr>
+      <w:r>
+        <w:rPr>
+          <w:rtl w:val="0"/>
+        </w:rPr>
+        <w:t xml:space="preserve">• NFR-R-02: Система повинна працювати 24/7.</w:t>
+      </w:r>
+    </w:p>
+    <w:p>
+      <w:pPr>
+        <w:spacing w:line="240" w:lineRule="auto"/>
+        <w:rPr/>
+      </w:pPr>
+      <w:r>
+        <w:rPr>
+          <w:rtl w:val="0"/>
+        </w:rPr>
+        <w:t xml:space="preserve">• NFR-R-03: Система не повинна втрачати введений користувачем текст під час обробки або помилки сервера.</w:t>
+      </w:r>
+    </w:p>
+    <w:p>
+      <w:pPr>
+        <w:spacing w:line="240" w:lineRule="auto"/>
+        <w:rPr/>
+      </w:pPr>
+      <w:r>
+        <w:rPr>
+          <w:rtl w:val="0"/>
+        </w:rPr>
       </w:r>
     </w:p>
     <w:p>
@@ -1314,19 +1460,31 @@
         <w:rPr>
           <w:rtl w:val="0"/>
         </w:rPr>
-        <w:t xml:space="preserve">• NFR-M-01: Архітектура системи повинна підтримувати збільшення кількості користувачів без повного перепроєктування.</w:t>
-      </w:r>
-    </w:p>
-    <w:p>
-      <w:pPr>
-        <w:spacing w:line="240" w:lineRule="auto"/>
-        <w:rPr/>
-      </w:pPr>
-      <w:r>
-        <w:rPr>
-          <w:rtl w:val="0"/>
-        </w:rPr>
-        <w:t xml:space="preserve">• NFR-M-02: Система повинна підтримувати розширення функцій персоналізації без порушення базового сценарію роботи.</w:t>
+        <w:t xml:space="preserve">• NFR-M-01: Система повинна підтримувати горизонтальне масштабування при зростанні кількості користувачів.</w:t>
+      </w:r>
+    </w:p>
+    <w:p>
+      <w:pPr>
+        <w:spacing w:line="240" w:lineRule="auto"/>
+        <w:rPr/>
+      </w:pPr>
+      <w:r>
+        <w:rPr>
+          <w:rtl w:val="0"/>
+        </w:rPr>
+        <w:t xml:space="preserve">• NFR-M-02: Архітектура повинна дозволяти підключення нових AI-моделей без повного </w:t>
+      </w:r>
+      <w:r>
+        <w:rPr>
+          <w:rtl w:val="0"/>
+        </w:rPr>
+        <w:t xml:space="preserve">перепроєктування</w:t>
+      </w:r>
+      <w:r>
+        <w:rPr>
+          <w:rtl w:val="0"/>
+        </w:rPr>
+        <w:t xml:space="preserve"> сервісу.</w:t>
       </w:r>
     </w:p>
     <w:p>
@@ -1386,75 +1544,67 @@
         <w:rPr>
           <w:rtl w:val="0"/>
         </w:rPr>
-        <w:t xml:space="preserve">• C-01: Продукт реалізовано як вебсервіс.</w:t>
-      </w:r>
-    </w:p>
-    <w:p>
-      <w:pPr>
-        <w:spacing w:line="240" w:lineRule="auto"/>
-        <w:rPr/>
-      </w:pPr>
-      <w:r>
-        <w:rPr>
-          <w:rtl w:val="0"/>
-        </w:rPr>
-        <w:t xml:space="preserve">• C-02: Ключова функція продукту залежить від AI-генерації зображень.</w:t>
-      </w:r>
-    </w:p>
-    <w:p>
-      <w:pPr>
-        <w:spacing w:line="240" w:lineRule="auto"/>
-        <w:rPr/>
-      </w:pPr>
-      <w:r>
-        <w:rPr>
-          <w:rtl w:val="0"/>
-        </w:rPr>
-        <w:t xml:space="preserve">• C-03: Система працює з персональними фото користувача.</w:t>
-      </w:r>
-    </w:p>
-    <w:p>
-      <w:pPr>
-        <w:spacing w:line="240" w:lineRule="auto"/>
-        <w:rPr/>
-      </w:pPr>
-      <w:r>
-        <w:rPr>
-          <w:rtl w:val="0"/>
-        </w:rPr>
-        <w:t xml:space="preserve">• C-04: Повинні бути доступні сторінки Terms / Privacy / Cookies.</w:t>
-      </w:r>
-    </w:p>
-    <w:p>
-      <w:pPr>
-        <w:spacing w:line="240" w:lineRule="auto"/>
-        <w:rPr/>
-      </w:pPr>
-      <w:r>
-        <w:rPr>
-          <w:rtl w:val="0"/>
-        </w:rPr>
-        <w:t xml:space="preserve">• C-05: Бюджет: до $500/рік на інфраструктуру.</w:t>
-      </w:r>
-    </w:p>
-    <w:p>
-      <w:pPr>
-        <w:spacing w:line="240" w:lineRule="auto"/>
-        <w:rPr>
-          <w:b w:val="1"/>
-          <w:bCs w:val="1"/>
-        </w:rPr>
-      </w:pPr>
-      <w:r>
-        <w:rPr>
-          <w:rtl w:val="0"/>
-        </w:rPr>
-        <w:t xml:space="preserve">• C-06: Відповідність GDPR (права користувача на видалення даних).</w:t>
-      </w:r>
-      <w:r>
-        <w:rPr>
-          <w:rtl w:val="0"/>
-        </w:rPr>
+        <w:t xml:space="preserve">• C-01: Сервіс повністю хмарний і працює лише через браузер.</w:t>
+      </w:r>
+    </w:p>
+    <w:p>
+      <w:pPr>
+        <w:spacing w:line="240" w:lineRule="auto"/>
+        <w:rPr/>
+      </w:pPr>
+      <w:r>
+        <w:rPr>
+          <w:rtl w:val="0"/>
+        </w:rPr>
+        <w:t xml:space="preserve">• C-02: Система залежить від сторонніх AI-моделей для генерації та аналізу тексту.</w:t>
+      </w:r>
+    </w:p>
+    <w:p>
+      <w:pPr>
+        <w:spacing w:line="240" w:lineRule="auto"/>
+        <w:rPr/>
+      </w:pPr>
+      <w:r>
+        <w:rPr>
+          <w:rtl w:val="0"/>
+        </w:rPr>
+        <w:t xml:space="preserve">• C-03: Бюджет поточного етапу проєкту становить 15 000 доларів США.</w:t>
+      </w:r>
+    </w:p>
+    <w:p>
+      <w:pPr>
+        <w:spacing w:line="240" w:lineRule="auto"/>
+        <w:rPr/>
+      </w:pPr>
+      <w:r>
+        <w:rPr>
+          <w:rtl w:val="0"/>
+        </w:rPr>
+        <w:t xml:space="preserve">• C-04: Дедлайн випуску повноцінної Pro-версії - 3 місяці.</w:t>
+      </w:r>
+    </w:p>
+    <w:p>
+      <w:pPr>
+        <w:spacing w:line="240" w:lineRule="auto"/>
+        <w:rPr/>
+      </w:pPr>
+      <w:r>
+        <w:rPr>
+          <w:rtl w:val="0"/>
+        </w:rPr>
+        <w:t xml:space="preserve">• C-05: Система повинна відповідати вимогам GDPR та забезпечувати конфіденційність користувацьких текстів.</w:t>
+      </w:r>
+    </w:p>
+    <w:p>
+      <w:pPr>
+        <w:spacing w:line="240" w:lineRule="auto"/>
+        <w:rPr/>
+      </w:pPr>
+      <w:r>
+        <w:rPr>
+          <w:rtl w:val="0"/>
+        </w:rPr>
+        <w:t xml:space="preserve">• C-06: Система залежить від платіжного шлюзу для оформлення платних підписок.</w:t>
       </w:r>
     </w:p>
     <w:p>
@@ -1525,67 +1675,85 @@
         <w:rPr>
           <w:rtl w:val="0"/>
         </w:rPr>
-        <w:t xml:space="preserve">TransformYou - вебсервіс для AI-візуалізації змін тіла користувача.</w:t>
-      </w:r>
-    </w:p>
-    <w:p>
-      <w:pPr>
-        <w:spacing w:line="240" w:lineRule="auto"/>
-        <w:rPr/>
-      </w:pPr>
-      <w:r>
-        <w:rPr>
-          <w:rtl w:val="0"/>
-        </w:rPr>
-        <w:t xml:space="preserve">Трансформація (Transformation) - згенерований системою візуальний прогноз зовнішнього вигляду користувача.</w:t>
-      </w:r>
-    </w:p>
-    <w:p>
-      <w:pPr>
-        <w:spacing w:line="240" w:lineRule="auto"/>
-        <w:rPr/>
-      </w:pPr>
-      <w:r>
-        <w:rPr>
-          <w:rtl w:val="0"/>
-        </w:rPr>
-        <w:t xml:space="preserve">AI-візуалізація - автоматично створене зображення на основі фото та заданих цілей.</w:t>
-      </w:r>
-    </w:p>
-    <w:p>
-      <w:pPr>
-        <w:spacing w:line="240" w:lineRule="auto"/>
-        <w:rPr/>
-      </w:pPr>
-      <w:r>
-        <w:rPr>
-          <w:rtl w:val="0"/>
-        </w:rPr>
-        <w:t xml:space="preserve">Акаунт користувача - обліковий запис для доступу до персональних результатів.</w:t>
-      </w:r>
-    </w:p>
-    <w:p>
-      <w:pPr>
-        <w:spacing w:line="240" w:lineRule="auto"/>
-        <w:rPr/>
-      </w:pPr>
-      <w:r>
-        <w:rPr>
-          <w:rtl w:val="0"/>
-        </w:rPr>
-        <w:t xml:space="preserve">Цілі трансформації - параметри, які задає користувач для очікуваного результату.</w:t>
-      </w:r>
-    </w:p>
-    <w:p>
-      <w:pPr>
-        <w:spacing w:line="240" w:lineRule="auto"/>
-        <w:rPr/>
-      </w:pPr>
-      <w:r>
-        <w:rPr>
-          <w:rtl w:val="0"/>
-        </w:rPr>
-        <w:t xml:space="preserve">Terms / Privacy / Cookies - сторінки з умовами використання та політиками сайту.</w:t>
+        <w:t xml:space="preserve">Перефразування - автоматичне перетворення вихідного тексту в інший варіант без зміни основного змісту.</w:t>
+      </w:r>
+    </w:p>
+    <w:p>
+      <w:pPr>
+        <w:spacing w:line="240" w:lineRule="auto"/>
+        <w:rPr/>
+      </w:pPr>
+      <w:r>
+        <w:rPr>
+          <w:rtl w:val="0"/>
+        </w:rPr>
+        <w:t xml:space="preserve">Тон повідомлення - стиль комунікації, наприклад професійний, дружній, впевнений.</w:t>
+      </w:r>
+    </w:p>
+    <w:p>
+      <w:pPr>
+        <w:spacing w:line="240" w:lineRule="auto"/>
+        <w:rPr/>
+      </w:pPr>
+      <w:r>
+        <w:rPr>
+          <w:rtl w:val="0"/>
+        </w:rPr>
+        <w:t xml:space="preserve">Pro-користувач - платний користувач із розширеним набором функцій та безлімітними генераціями.</w:t>
+      </w:r>
+    </w:p>
+    <w:p>
+      <w:pPr>
+        <w:spacing w:line="240" w:lineRule="auto"/>
+        <w:rPr/>
+      </w:pPr>
+      <w:r>
+        <w:rPr>
+          <w:rtl w:val="0"/>
+        </w:rPr>
+        <w:t xml:space="preserve">AI Communication Assistant - сервіс на основі штучного інтелекту, який допомагає покращувати письмову комунікацію.</w:t>
+      </w:r>
+    </w:p>
+    <w:p>
+      <w:pPr>
+        <w:spacing w:line="240" w:lineRule="auto"/>
+        <w:rPr/>
+      </w:pPr>
+      <w:r>
+        <w:rPr>
+          <w:rtl w:val="0"/>
+        </w:rPr>
+        <w:t xml:space="preserve">GDPR - регламент ЄС щодо захисту персональних даних.</w:t>
+      </w:r>
+    </w:p>
+    <w:p>
+      <w:pPr>
+        <w:spacing w:line="240" w:lineRule="auto"/>
+        <w:rPr/>
+      </w:pPr>
+      <w:r>
+        <w:rPr>
+          <w:rtl w:val="0"/>
+        </w:rPr>
+        <w:t xml:space="preserve">MRR - щомісячний регулярний дохід від підписок.</w:t>
+      </w:r>
+    </w:p>
+    <w:p>
+      <w:pPr>
+        <w:spacing w:line="240" w:lineRule="auto"/>
+        <w:rPr/>
+      </w:pPr>
+      <w:r>
+        <w:rPr>
+          <w:rtl w:val="0"/>
+        </w:rPr>
+        <w:t xml:space="preserve">RLHF</w:t>
+      </w:r>
+      <w:r>
+        <w:rPr>
+          <w:rtl w:val="0"/>
+        </w:rPr>
+        <w:t xml:space="preserve"> - Reinforcement Learning from Human Feedback, підхід до покращення моделі на основі відгуків користувачів.</w:t>
       </w:r>
     </w:p>
     <w:p>
@@ -1661,7 +1829,7 @@
           <w:rFonts w:ascii="Arial Unicode MS" w:cs="Arial Unicode MS" w:eastAsia="Arial Unicode MS" w:hAnsi="Arial Unicode MS"/>
           <w:rtl w:val="0"/>
         </w:rPr>
-        <w:t xml:space="preserve">• FR-02 → Вимога до базового доступу користувача → Тест: успішний вхід / реєстрація.</w:t>
+        <w:t xml:space="preserve">• FR-01 → Питання 2.1 (основні дії користувача) → Тест: введення або вставка тексту в поле вводу.</w:t>
       </w:r>
     </w:p>
     <w:p>
@@ -1675,7 +1843,7 @@
           <w:rFonts w:ascii="Arial Unicode MS" w:cs="Arial Unicode MS" w:eastAsia="Arial Unicode MS" w:hAnsi="Arial Unicode MS"/>
           <w:rtl w:val="0"/>
         </w:rPr>
-        <w:t xml:space="preserve">• FR-03 → Базовий сценарій роботи сервісу → Тест: завантаження фото допустимого формату.</w:t>
+        <w:t xml:space="preserve">• FR-02 → Тест: вибір одного з доступних тонів повідомлення.</w:t>
       </w:r>
     </w:p>
     <w:p>
@@ -1689,7 +1857,7 @@
           <w:rFonts w:ascii="Arial Unicode MS" w:cs="Arial Unicode MS" w:eastAsia="Arial Unicode MS" w:hAnsi="Arial Unicode MS"/>
           <w:rtl w:val="0"/>
         </w:rPr>
-        <w:t xml:space="preserve">• FR-04 → Сценарій створення трансформації → Тест: введення цілей і збереження параметрів.</w:t>
+        <w:t xml:space="preserve">• FR-03 → Тест: генерація перефразованого варіанту після натискання кнопки.</w:t>
       </w:r>
     </w:p>
     <w:p>
@@ -1703,7 +1871,7 @@
           <w:rFonts w:ascii="Arial Unicode MS" w:cs="Arial Unicode MS" w:eastAsia="Arial Unicode MS" w:hAnsi="Arial Unicode MS"/>
           <w:rtl w:val="0"/>
         </w:rPr>
-        <w:t xml:space="preserve">• FR-05 → Ключова цінність продукту → Тест: генерація AI-результату після заповнення даних.</w:t>
+        <w:t xml:space="preserve">• FR-04 → Тест: відображення пояснення логіки змін після генерації.</w:t>
       </w:r>
     </w:p>
     <w:p>
@@ -1717,7 +1885,7 @@
           <w:rFonts w:ascii="Arial Unicode MS" w:cs="Arial Unicode MS" w:eastAsia="Arial Unicode MS" w:hAnsi="Arial Unicode MS"/>
           <w:rtl w:val="0"/>
         </w:rPr>
-        <w:t xml:space="preserve">• FR-06 → Збереження користувацьких даних → Тест: перевірка наявності створеної трансформації після повторного входу.</w:t>
+        <w:t xml:space="preserve">• FR-05 → Тест: копіювання результату в буфер обміну одним кліком.</w:t>
       </w:r>
     </w:p>
     <w:p>
@@ -1731,7 +1899,7 @@
           <w:rFonts w:ascii="Arial Unicode MS" w:cs="Arial Unicode MS" w:eastAsia="Arial Unicode MS" w:hAnsi="Arial Unicode MS"/>
           <w:rtl w:val="0"/>
         </w:rPr>
-        <w:t xml:space="preserve">• FR-07 → Перегляд історії → Тест: сторінка зі списком попередніх трансформацій.</w:t>
+        <w:t xml:space="preserve">• FR-06 → Тест: зміна довжини повідомлення на коротшу або більш розгорнуту.</w:t>
       </w:r>
     </w:p>
     <w:p>
@@ -1745,7 +1913,7 @@
           <w:rFonts w:ascii="Arial Unicode MS" w:cs="Arial Unicode MS" w:eastAsia="Arial Unicode MS" w:hAnsi="Arial Unicode MS"/>
           <w:rtl w:val="0"/>
         </w:rPr>
-        <w:t xml:space="preserve">• NFR-S-01 → Вимога безпеки → Тест: перевірка HTTPS.</w:t>
+        <w:t xml:space="preserve">• FR-07 → Тест: відображення історії запитів у профілі користувача.</w:t>
       </w:r>
     </w:p>
     <w:p>
@@ -1759,7 +1927,105 @@
           <w:rFonts w:ascii="Arial Unicode MS" w:cs="Arial Unicode MS" w:eastAsia="Arial Unicode MS" w:hAnsi="Arial Unicode MS"/>
           <w:rtl w:val="0"/>
         </w:rPr>
-        <w:t xml:space="preserve">• NFR-U-02 → Вимога адаптивності → Тест: перевірка відображення на mobile і desktop.</w:t>
+        <w:t xml:space="preserve">• FR-08 → Тест: перевірка денного ліміту для гостя та Free-користувача.</w:t>
+      </w:r>
+    </w:p>
+    <w:p>
+      <w:pPr>
+        <w:spacing w:line="240" w:lineRule="auto"/>
+        <w:ind w:firstLine="0"/>
+        <w:rPr/>
+      </w:pPr>
+      <w:r>
+        <w:rPr>
+          <w:rFonts w:ascii="Arial Unicode MS" w:cs="Arial Unicode MS" w:eastAsia="Arial Unicode MS" w:hAnsi="Arial Unicode MS"/>
+          <w:rtl w:val="0"/>
+        </w:rPr>
+        <w:t xml:space="preserve">• FR-09 → Тест: показ 2–3 альтернативних варіантів відповіді.</w:t>
+      </w:r>
+    </w:p>
+    <w:p>
+      <w:pPr>
+        <w:spacing w:line="240" w:lineRule="auto"/>
+        <w:ind w:firstLine="0"/>
+        <w:rPr/>
+      </w:pPr>
+      <w:r>
+        <w:rPr>
+          <w:rFonts w:ascii="Arial Unicode MS" w:cs="Arial Unicode MS" w:eastAsia="Arial Unicode MS" w:hAnsi="Arial Unicode MS"/>
+          <w:rtl w:val="0"/>
+        </w:rPr>
+        <w:t xml:space="preserve">• FR-10 → Тест: доступність браузерного розширення.</w:t>
+      </w:r>
+    </w:p>
+    <w:p>
+      <w:pPr>
+        <w:spacing w:line="240" w:lineRule="auto"/>
+        <w:ind w:firstLine="0"/>
+        <w:rPr/>
+      </w:pPr>
+      <w:r>
+        <w:rPr>
+          <w:rFonts w:ascii="Arial Unicode MS" w:cs="Arial Unicode MS" w:eastAsia="Arial Unicode MS" w:hAnsi="Arial Unicode MS"/>
+          <w:rtl w:val="0"/>
+        </w:rPr>
+        <w:t xml:space="preserve">• FR-11 → Тест: зміна статусу підписки після успішної оплати.</w:t>
+      </w:r>
+    </w:p>
+    <w:p>
+      <w:pPr>
+        <w:spacing w:line="240" w:lineRule="auto"/>
+        <w:ind w:firstLine="0"/>
+        <w:rPr/>
+      </w:pPr>
+      <w:r>
+        <w:rPr>
+          <w:rFonts w:ascii="Arial Unicode MS" w:cs="Arial Unicode MS" w:eastAsia="Arial Unicode MS" w:hAnsi="Arial Unicode MS"/>
+          <w:rtl w:val="0"/>
+        </w:rPr>
+        <w:t xml:space="preserve">• FR-12 → Тест: надсилання повідомлення про вичерпання денного ліміту.</w:t>
+      </w:r>
+    </w:p>
+    <w:p>
+      <w:pPr>
+        <w:spacing w:line="240" w:lineRule="auto"/>
+        <w:ind w:firstLine="0"/>
+        <w:rPr/>
+      </w:pPr>
+      <w:r>
+        <w:rPr>
+          <w:rFonts w:ascii="Arial Unicode MS" w:cs="Arial Unicode MS" w:eastAsia="Arial Unicode MS" w:hAnsi="Arial Unicode MS"/>
+          <w:rtl w:val="0"/>
+        </w:rPr>
+        <w:t xml:space="preserve">• NFR-P-02 → Тест навантаження: відповідь до 5 секунд.</w:t>
+      </w:r>
+    </w:p>
+    <w:p>
+      <w:pPr>
+        <w:spacing w:line="240" w:lineRule="auto"/>
+        <w:ind w:firstLine="0"/>
+        <w:rPr/>
+      </w:pPr>
+      <w:r>
+        <w:rPr>
+          <w:rFonts w:ascii="Arial Unicode MS" w:cs="Arial Unicode MS" w:eastAsia="Arial Unicode MS" w:hAnsi="Arial Unicode MS"/>
+          <w:rtl w:val="0"/>
+        </w:rPr>
+        <w:t xml:space="preserve">• NFR-S-01 → Тест: перевірка HTTPS.</w:t>
+      </w:r>
+    </w:p>
+    <w:p>
+      <w:pPr>
+        <w:spacing w:line="240" w:lineRule="auto"/>
+        <w:ind w:firstLine="0"/>
+        <w:rPr/>
+      </w:pPr>
+      <w:r>
+        <w:rPr>
+          <w:rFonts w:ascii="Arial Unicode MS" w:cs="Arial Unicode MS" w:eastAsia="Arial Unicode MS" w:hAnsi="Arial Unicode MS"/>
+          <w:rtl w:val="0"/>
+        </w:rPr>
+        <w:t xml:space="preserve">• NFR-R-01 → Моніторинг uptime системи.</w:t>
       </w:r>
     </w:p>
     <w:p>
